--- a/docs/HydroFlow_OS_Project_Report.docx
+++ b/docs/HydroFlow_OS_Project_Report.docx
@@ -117,7 +117,7 @@
                 <w:b/>
                 <w:sz w:val="19"/>
               </w:rPr>
-              <w:t>Course Title</w:t>
+              <w:t>Course Title &amp; Code</w:t>
             </w:r>
           </w:p>
         </w:tc>
@@ -146,7 +146,7 @@
                 <w:b/>
                 <w:sz w:val="19"/>
               </w:rPr>
-              <w:t>Course Faculty / Evaluator</w:t>
+              <w:t>Academic Term</w:t>
             </w:r>
           </w:p>
         </w:tc>
@@ -159,7 +159,7 @@
               <w:rPr>
                 <w:sz w:val="19"/>
               </w:rPr>
-              <w:t>Dr. Muthusundari</w:t>
+              <w:t>Fall Semester 2026 to 2027</w:t>
             </w:r>
           </w:p>
         </w:tc>
@@ -436,7 +436,7 @@
     </w:p>
     <w:p>
       <w:r>
-        <w:t>Collection choices match physical operational access patterns. LinkedHashMap maintains insertion order during network audits while providing O(1) asset lookups by tag. PriorityQueue sorts storage reservoirs by fill ratio, ensuring depleted reservoirs receive immediate refilling access.</w:t>
+        <w:t>Collection choices match physical operational access patterns. LinkedHashMap maintains insertion order during network audits while providing O(1) asset lookups by tag. PriorityQueue sorts storage reservoirs by fill ratio, so depleted reservoirs receive immediate refilling access.</w:t>
       </w:r>
     </w:p>
     <w:p>
@@ -506,7 +506,7 @@
         <w:br/>
         <w:t xml:space="preserve">   Evaluated Course Project | CSE2006 Programming in Java | VIT Bhopal          </w:t>
         <w:br/>
-        <w:t xml:space="preserve">   Student: Mayank Chaudhary (24BEC10011) | Faculty: Dr. Muthusundari           </w:t>
+        <w:t xml:space="preserve">   Student: Mayank Chaudhary (24BEC10011) | Term: Fall Semester 2026-2027       </w:t>
         <w:br/>
         <w:t>================================================================================</w:t>
         <w:br/>
@@ -560,7 +560,7 @@
         <w:br/>
         <w:t>&gt;&gt;&gt; [PHASE 6: MULTITHREADED SENSOR TELEMETRY WORKER]</w:t>
         <w:br/>
-        <w:t>Telemetry worker joined successfully. Generated 5 sensor packets:</w:t>
+        <w:t>Telemetry worker joined successfully. Emitted 5 sensor packets:</w:t>
         <w:br/>
         <w:t xml:space="preserve">  [1789655500660] Node: SENS-NODE-77 | P: 4.61 bar | Q: 55.2 L/s | Turbidity: 0.49 NTU | Cl: 1.26 ppm</w:t>
         <w:br/>
@@ -618,7 +618,7 @@
     </w:p>
     <w:p>
       <w:r>
-        <w:t>Third, standard JUnit testing requires build tool wrappers such as Maven or Gradle, which introduces environment dependency risks during automated assessment; writing a standalone test suite in HydroFlowTestSuite.java using native Java assertions (-ea) kept the build portable across JDK installations. Fourth, writing persistent reservoir CSV records and telemetry logs concurrently risked descriptor leakage during abnormal exits, which was resolved by wrapping all FileWriter and BufferedWriter operations in try-with-resources blocks.</w:t>
+        <w:t>Third, standard JUnit testing requires build tool wrappers such as Maven or Gradle, which introduces environment dependency risks during lab evaluation; writing a standalone test suite in HydroFlowTestSuite.java using native Java assertions (-ea) kept the build portable across JDK installations. Fourth, writing persistent reservoir CSV records and telemetry logs concurrently risked descriptor leakage during abnormal exits, which was resolved by wrapping all FileWriter and BufferedWriter operations in try-with-resources blocks.</w:t>
       </w:r>
     </w:p>
     <w:p>

--- a/docs/HydroFlow_OS_Project_Report.docx
+++ b/docs/HydroFlow_OS_Project_Report.docx
@@ -10,7 +10,7 @@
         <w:rPr>
           <w:rFonts w:ascii="Segoe UI" w:hAnsi="Segoe UI"/>
           <w:b/>
-          <w:color w:val="0C4A6E"/>
+          <w:color w:val="111827"/>
           <w:sz w:val="52"/>
         </w:rPr>
         <w:t>HydroFlow OS</w:t>
@@ -19,7 +19,7 @@
       <w:r>
         <w:rPr>
           <w:rFonts w:ascii="Segoe UI" w:hAnsi="Segoe UI"/>
-          <w:color w:val="334155"/>
+          <w:color w:val="374151"/>
           <w:sz w:val="24"/>
         </w:rPr>
         <w:t>Municipal Water Distribution Network Pressure Regulation, Surge Protection, and Energy Optimization Engine</w:t>
@@ -29,7 +29,7 @@
         <w:rPr>
           <w:rFonts w:ascii="Segoe UI" w:hAnsi="Segoe UI"/>
           <w:b/>
-          <w:color w:val="0369A1"/>
+          <w:color w:val="3F3F46"/>
           <w:sz w:val="20"/>
         </w:rPr>
         <w:t>EVALUATED COURSE PROJECT REPORT: FLIPPED COURSE</w:t>
@@ -237,7 +237,7 @@
         <w:rPr>
           <w:rFonts w:ascii="Segoe UI" w:hAnsi="Segoe UI"/>
           <w:b/>
-          <w:color w:val="0C4A6E"/>
+          <w:color w:val="111827"/>
           <w:sz w:val="26"/>
         </w:rPr>
         <w:t>2. Document Index &amp; Table of Contents</w:t>
@@ -257,7 +257,7 @@
         <w:rPr>
           <w:rFonts w:ascii="Segoe UI" w:hAnsi="Segoe UI"/>
           <w:b/>
-          <w:color w:val="0C4A6E"/>
+          <w:color w:val="111827"/>
           <w:sz w:val="26"/>
         </w:rPr>
         <w:t>3. Introduction &amp; Project Background</w:t>
@@ -287,7 +287,7 @@
         <w:rPr>
           <w:rFonts w:ascii="Segoe UI" w:hAnsi="Segoe UI"/>
           <w:b/>
-          <w:color w:val="0C4A6E"/>
+          <w:color w:val="111827"/>
           <w:sz w:val="26"/>
         </w:rPr>
         <w:t>4. Problem Statement &amp; Engineering Motivation</w:t>
@@ -322,7 +322,7 @@
         <w:rPr>
           <w:rFonts w:ascii="Segoe UI" w:hAnsi="Segoe UI"/>
           <w:b/>
-          <w:color w:val="0C4A6E"/>
+          <w:color w:val="111827"/>
           <w:sz w:val="26"/>
         </w:rPr>
         <w:t>5. Functional Requirements Specification</w:t>
@@ -352,7 +352,7 @@
         <w:rPr>
           <w:rFonts w:ascii="Segoe UI" w:hAnsi="Segoe UI"/>
           <w:b/>
-          <w:color w:val="0C4A6E"/>
+          <w:color w:val="111827"/>
           <w:sz w:val="26"/>
         </w:rPr>
         <w:t>6. Non-Functional Requirements Specification</w:t>
@@ -378,7 +378,7 @@
         <w:rPr>
           <w:rFonts w:ascii="Segoe UI" w:hAnsi="Segoe UI"/>
           <w:b/>
-          <w:color w:val="0C4A6E"/>
+          <w:color w:val="111827"/>
           <w:sz w:val="26"/>
         </w:rPr>
         <w:t>7. System Architecture &amp; Component Design</w:t>
@@ -398,7 +398,7 @@
         <w:rPr>
           <w:rFonts w:ascii="Segoe UI" w:hAnsi="Segoe UI"/>
           <w:b/>
-          <w:color w:val="0C4A6E"/>
+          <w:color w:val="111827"/>
           <w:sz w:val="26"/>
         </w:rPr>
         <w:t>8. Design &amp; UML Diagrams</w:t>
@@ -418,7 +418,7 @@
         <w:rPr>
           <w:rFonts w:ascii="Segoe UI" w:hAnsi="Segoe UI"/>
           <w:b/>
-          <w:color w:val="0C4A6E"/>
+          <w:color w:val="111827"/>
           <w:sz w:val="26"/>
         </w:rPr>
         <w:t>9. Design Decisions &amp; Technical Rationale</w:t>
@@ -448,7 +448,7 @@
         <w:rPr>
           <w:rFonts w:ascii="Segoe UI" w:hAnsi="Segoe UI"/>
           <w:b/>
-          <w:color w:val="0C4A6E"/>
+          <w:color w:val="111827"/>
           <w:sz w:val="26"/>
         </w:rPr>
         <w:t>10. Implementation Details &amp; Core Algorithms</w:t>
@@ -486,7 +486,7 @@
         <w:rPr>
           <w:rFonts w:ascii="Segoe UI" w:hAnsi="Segoe UI"/>
           <w:b/>
-          <w:color w:val="0C4A6E"/>
+          <w:color w:val="111827"/>
           <w:sz w:val="26"/>
         </w:rPr>
         <w:t>11. Execution Results &amp; Terminal Logs</w:t>
@@ -585,7 +585,7 @@
         <w:rPr>
           <w:rFonts w:ascii="Segoe UI" w:hAnsi="Segoe UI"/>
           <w:b/>
-          <w:color w:val="0C4A6E"/>
+          <w:color w:val="111827"/>
           <w:sz w:val="26"/>
         </w:rPr>
         <w:t>12. Testing Approach &amp; Verification Matrix</w:t>
@@ -605,7 +605,7 @@
         <w:rPr>
           <w:rFonts w:ascii="Segoe UI" w:hAnsi="Segoe UI"/>
           <w:b/>
-          <w:color w:val="0C4A6E"/>
+          <w:color w:val="111827"/>
           <w:sz w:val="26"/>
         </w:rPr>
         <w:t>13. Practical Challenges Faced &amp; Technical Solutions</w:t>
@@ -630,7 +630,7 @@
         <w:rPr>
           <w:rFonts w:ascii="Segoe UI" w:hAnsi="Segoe UI"/>
           <w:b/>
-          <w:color w:val="0C4A6E"/>
+          <w:color w:val="111827"/>
           <w:sz w:val="26"/>
         </w:rPr>
         <w:t>14. Core Learnings &amp; Academic Takeaways</w:t>
@@ -670,7 +670,7 @@
         <w:rPr>
           <w:rFonts w:ascii="Segoe UI" w:hAnsi="Segoe UI"/>
           <w:b/>
-          <w:color w:val="0C4A6E"/>
+          <w:color w:val="111827"/>
           <w:sz w:val="26"/>
         </w:rPr>
         <w:t>15. Future Enhancements</w:t>
@@ -700,7 +700,7 @@
         <w:rPr>
           <w:rFonts w:ascii="Segoe UI" w:hAnsi="Segoe UI"/>
           <w:b/>
-          <w:color w:val="0C4A6E"/>
+          <w:color w:val="111827"/>
           <w:sz w:val="26"/>
         </w:rPr>
         <w:t>16. References &amp; Academic Citations</w:t>

--- a/docs/HydroFlow_OS_Project_Report.docx
+++ b/docs/HydroFlow_OS_Project_Report.docx
@@ -217,7 +217,7 @@
               <w:rPr>
                 <w:sz w:val="19"/>
               </w:rPr>
-              <w:t>github.com/mayankchaudhary24/hydroflow-os</w:t>
+              <w:t>github.com/mayankchaudhary21811-creator</w:t>
             </w:r>
           </w:p>
         </w:tc>

--- a/docs/HydroFlow_OS_Project_Report.docx
+++ b/docs/HydroFlow_OS_Project_Report.docx
@@ -217,7 +217,7 @@
               <w:rPr>
                 <w:sz w:val="19"/>
               </w:rPr>
-              <w:t>github.com/mayankchaudhary21811-creator</w:t>
+              <w:t>github.com/mayankchaudhary21811-creator/hydroflow-os</w:t>
             </w:r>
           </w:p>
         </w:tc>

--- a/docs/HydroFlow_OS_Project_Report.docx
+++ b/docs/HydroFlow_OS_Project_Report.docx
@@ -102,6 +102,35 @@
                 <w:sz w:val="19"/>
               </w:rPr>
               <w:t>24BEC10011</w:t>
+            </w:r>
+          </w:p>
+        </w:tc>
+      </w:tr>
+      <w:tr>
+        <w:tc>
+          <w:tcPr>
+            <w:tcW w:type="dxa" w:w="4946"/>
+          </w:tcPr>
+          <w:p>
+            <w:r>
+              <w:rPr>
+                <w:b/>
+                <w:sz w:val="19"/>
+              </w:rPr>
+              <w:t>College Email</w:t>
+            </w:r>
+          </w:p>
+        </w:tc>
+        <w:tc>
+          <w:tcPr>
+            <w:tcW w:type="dxa" w:w="4946"/>
+          </w:tcPr>
+          <w:p>
+            <w:r>
+              <w:rPr>
+                <w:sz w:val="19"/>
+              </w:rPr>
+              <w:t>mayank.24bec10011@vitbhopal.ac.in</w:t>
             </w:r>
           </w:p>
         </w:tc>
